--- a/output/doc/云计算技术课程设计报告-提交版.docx
+++ b/output/doc/云计算技术课程设计报告-提交版.docx
@@ -2,7 +2,7 @@
 <file path=word/document.xml><?xml version="1.0" encoding="utf-8"?>
 <w:document xmlns:w="http://schemas.openxmlformats.org/wordprocessingml/2006/main" xmlns:m="http://schemas.openxmlformats.org/officeDocument/2006/math" xmlns:r="http://schemas.openxmlformats.org/officeDocument/2006/relationships" xmlns:o="urn:schemas-microsoft-com:office:office" xmlns:v="urn:schemas-microsoft-com:vml" xmlns:w10="urn:schemas-microsoft-com:office:word" xmlns:a="http://schemas.openxmlformats.org/drawingml/2006/main" xmlns:pic="http://schemas.openxmlformats.org/drawingml/2006/picture" xmlns:wp="http://schemas.openxmlformats.org/drawingml/2006/wordprocessingDrawing">
   <w:body>
-    <w:bookmarkStart w:id="80" w:name="云计算技术课程设计报告"/>
+    <w:bookmarkStart w:id="86" w:name="云计算技术课程设计报告"/>
     <w:p>
       <w:pPr>
         <w:pStyle w:val="Heading1"/>
@@ -7122,7 +7122,7 @@
     </w:p>
     <w:bookmarkEnd w:id="59"/>
     <w:bookmarkEnd w:id="60"/>
-    <w:bookmarkStart w:id="76" w:name="四附加题"/>
+    <w:bookmarkStart w:id="82" w:name="四附加题"/>
     <w:p>
       <w:pPr>
         <w:pStyle w:val="Heading2"/>
@@ -7582,7 +7582,7 @@
       </w:r>
     </w:p>
     <w:bookmarkEnd w:id="67"/>
-    <w:bookmarkStart w:id="71" w:name="cicd-流水线"/>
+    <w:bookmarkStart w:id="77" w:name="cicd-流水线"/>
     <w:p>
       <w:pPr>
         <w:pStyle w:val="Heading3"/>
@@ -7614,7 +7614,7 @@
         <w:rPr>
           <w:rFonts w:hint="eastAsia"/>
         </w:rPr>
-        <w:t xml:space="preserve">编写了</w:t>
+        <w:t xml:space="preserve">编写并实际运行了</w:t>
       </w:r>
       <w:r>
         <w:t xml:space="preserve"> </w:t>
@@ -7776,7 +7776,67 @@
         <w:t xml:space="preserve">CCE_KUBECONFIG_B64</w:t>
       </w:r>
       <w:r>
-        <w:t xml:space="preserve">。</w:t>
+        <w:rPr>
+          <w:rFonts w:hint="eastAsia"/>
+        </w:rPr>
+        <w:t xml:space="preserve">。本项目远程仓库地址为</w:t>
+      </w:r>
+      <w:r>
+        <w:t xml:space="preserve"> </w:t>
+      </w:r>
+      <w:r>
+        <w:rPr>
+          <w:rStyle w:val="VerbatimChar"/>
+        </w:rPr>
+        <w:t xml:space="preserve">https://github.com/ln-one/Cloud-Compute-Course-Project</w:t>
+      </w:r>
+      <w:r>
+        <w:rPr>
+          <w:rFonts w:hint="eastAsia"/>
+        </w:rPr>
+        <w:t xml:space="preserve">，用于部署验证的流水线</w:t>
+      </w:r>
+      <w:r>
+        <w:t xml:space="preserve"> Run ID </w:t>
+      </w:r>
+      <w:r>
+        <w:rPr>
+          <w:rFonts w:hint="eastAsia"/>
+        </w:rPr>
+        <w:t xml:space="preserve">为</w:t>
+      </w:r>
+      <w:r>
+        <w:t xml:space="preserve"> </w:t>
+      </w:r>
+      <w:r>
+        <w:rPr>
+          <w:rStyle w:val="VerbatimChar"/>
+        </w:rPr>
+        <w:t xml:space="preserve">27419440447</w:t>
+      </w:r>
+      <w:r>
+        <w:rPr>
+          <w:rFonts w:hint="eastAsia"/>
+        </w:rPr>
+        <w:t xml:space="preserve">，提交短哈希为</w:t>
+      </w:r>
+      <w:r>
+        <w:t xml:space="preserve"> </w:t>
+      </w:r>
+      <w:r>
+        <w:rPr>
+          <w:rStyle w:val="VerbatimChar"/>
+        </w:rPr>
+        <w:t xml:space="preserve">24dbcce</w:t>
+      </w:r>
+      <w:r>
+        <w:rPr>
+          <w:rFonts w:hint="eastAsia"/>
+        </w:rPr>
+        <w:t xml:space="preserve">，运行结论为</w:t>
+      </w:r>
+      <w:r>
+        <w:t xml:space="preserve"> success。</w:t>
       </w:r>
     </w:p>
     <w:p>
@@ -7848,6 +7908,149 @@
     </w:p>
     <w:p>
       <w:pPr>
+        <w:pStyle w:val="CaptionedFigure"/>
+      </w:pPr>
+      <w:r>
+        <w:drawing>
+          <wp:inline>
+            <wp:extent cx="5334000" cy="1437042"/>
+            <wp:effectExtent b="0" l="0" r="0" t="0"/>
+            <wp:docPr descr="图17 GitHub Actions CI/CD 实际运行成功" title="" id="72" name="Picture"/>
+            <a:graphic>
+              <a:graphicData uri="http://schemas.openxmlformats.org/drawingml/2006/picture">
+                <pic:pic>
+                  <pic:nvPicPr>
+                    <pic:cNvPr descr="report/final-assets/17-github-actions-passed.png" id="73" name="Picture"/>
+                    <pic:cNvPicPr>
+                      <a:picLocks noChangeArrowheads="1" noChangeAspect="1"/>
+                    </pic:cNvPicPr>
+                  </pic:nvPicPr>
+                  <pic:blipFill>
+                    <a:blip r:embed="rId71"/>
+                    <a:stretch>
+                      <a:fillRect/>
+                    </a:stretch>
+                  </pic:blipFill>
+                  <pic:spPr bwMode="auto">
+                    <a:xfrm>
+                      <a:off x="0" y="0"/>
+                      <a:ext cx="5334000" cy="1437042"/>
+                    </a:xfrm>
+                    <a:prstGeom prst="rect">
+                      <a:avLst/>
+                    </a:prstGeom>
+                    <a:noFill/>
+                    <a:ln w="9525">
+                      <a:noFill/>
+                      <a:headEnd/>
+                      <a:tailEnd/>
+                    </a:ln>
+                  </pic:spPr>
+                </pic:pic>
+              </a:graphicData>
+            </a:graphic>
+          </wp:inline>
+        </w:drawing>
+      </w:r>
+    </w:p>
+    <w:p>
+      <w:pPr>
+        <w:pStyle w:val="ImageCaption"/>
+      </w:pPr>
+      <w:r>
+        <w:rPr>
+          <w:rFonts w:hint="eastAsia"/>
+        </w:rPr>
+        <w:t xml:space="preserve">图17</w:t>
+      </w:r>
+      <w:r>
+        <w:t xml:space="preserve"> GitHub Actions CI/CD </w:t>
+      </w:r>
+      <w:r>
+        <w:rPr>
+          <w:rFonts w:hint="eastAsia"/>
+        </w:rPr>
+        <w:t xml:space="preserve">实际运行成功</w:t>
+      </w:r>
+    </w:p>
+    <w:p>
+      <w:pPr>
+        <w:pStyle w:val="CaptionedFigure"/>
+      </w:pPr>
+      <w:r>
+        <w:drawing>
+          <wp:inline>
+            <wp:extent cx="5334000" cy="1662952"/>
+            <wp:effectExtent b="0" l="0" r="0" t="0"/>
+            <wp:docPr descr="图18 GitHub Actions 后 CCE Deployment 镜像更新" title="" id="75" name="Picture"/>
+            <a:graphic>
+              <a:graphicData uri="http://schemas.openxmlformats.org/drawingml/2006/picture">
+                <pic:pic>
+                  <pic:nvPicPr>
+                    <pic:cNvPr descr="report/final-assets/18-cicd-deployment-updated.png" id="76" name="Picture"/>
+                    <pic:cNvPicPr>
+                      <a:picLocks noChangeArrowheads="1" noChangeAspect="1"/>
+                    </pic:cNvPicPr>
+                  </pic:nvPicPr>
+                  <pic:blipFill>
+                    <a:blip r:embed="rId74"/>
+                    <a:stretch>
+                      <a:fillRect/>
+                    </a:stretch>
+                  </pic:blipFill>
+                  <pic:spPr bwMode="auto">
+                    <a:xfrm>
+                      <a:off x="0" y="0"/>
+                      <a:ext cx="5334000" cy="1662952"/>
+                    </a:xfrm>
+                    <a:prstGeom prst="rect">
+                      <a:avLst/>
+                    </a:prstGeom>
+                    <a:noFill/>
+                    <a:ln w="9525">
+                      <a:noFill/>
+                      <a:headEnd/>
+                      <a:tailEnd/>
+                    </a:ln>
+                  </pic:spPr>
+                </pic:pic>
+              </a:graphicData>
+            </a:graphic>
+          </wp:inline>
+        </w:drawing>
+      </w:r>
+    </w:p>
+    <w:p>
+      <w:pPr>
+        <w:pStyle w:val="ImageCaption"/>
+      </w:pPr>
+      <w:r>
+        <w:rPr>
+          <w:rFonts w:hint="eastAsia"/>
+        </w:rPr>
+        <w:t xml:space="preserve">图18</w:t>
+      </w:r>
+      <w:r>
+        <w:t xml:space="preserve"> GitHub Actions </w:t>
+      </w:r>
+      <w:r>
+        <w:rPr>
+          <w:rFonts w:hint="eastAsia"/>
+        </w:rPr>
+        <w:t xml:space="preserve">后</w:t>
+      </w:r>
+      <w:r>
+        <w:t xml:space="preserve"> CCE Deployment </w:t>
+      </w:r>
+      <w:r>
+        <w:rPr>
+          <w:rFonts w:hint="eastAsia"/>
+        </w:rPr>
+        <w:t xml:space="preserve">镜像更新</w:t>
+      </w:r>
+    </w:p>
+    <w:p>
+      <w:pPr>
         <w:pStyle w:val="BodyText"/>
       </w:pPr>
       <w:r>
@@ -7890,32 +8093,113 @@
         <w:rPr>
           <w:rFonts w:hint="eastAsia"/>
         </w:rPr>
-        <w:t xml:space="preserve">中的声明式配置收敛。当前仓库已经具备流水线文件和命令校验，若绑定</w:t>
-      </w:r>
-      <w:r>
-        <w:t xml:space="preserve"> GitHub </w:t>
-      </w:r>
-      <w:r>
-        <w:rPr>
-          <w:rFonts w:hint="eastAsia"/>
-        </w:rPr>
-        <w:t xml:space="preserve">远程仓库并配置</w:t>
-      </w:r>
-      <w:r>
-        <w:t xml:space="preserve"> </w:t>
-      </w:r>
-      <w:r>
-        <w:rPr>
-          <w:rFonts w:hint="eastAsia"/>
-        </w:rPr>
-        <w:t xml:space="preserve">Secrets，即可运行完整</w:t>
-      </w:r>
-      <w:r>
-        <w:t xml:space="preserve"> Actions。</w:t>
+        <w:t xml:space="preserve">中的声明式配置收敛。本次实验中，push</w:t>
+      </w:r>
+      <w:r>
+        <w:t xml:space="preserve"> </w:t>
+      </w:r>
+      <w:r>
+        <w:rPr>
+          <w:rFonts w:hint="eastAsia"/>
+        </w:rPr>
+        <w:t xml:space="preserve">到</w:t>
+      </w:r>
+      <w:r>
+        <w:t xml:space="preserve"> </w:t>
+      </w:r>
+      <w:r>
+        <w:rPr>
+          <w:rStyle w:val="VerbatimChar"/>
+        </w:rPr>
+        <w:t xml:space="preserve">main</w:t>
+      </w:r>
+      <w:r>
+        <w:t xml:space="preserve"> </w:t>
+      </w:r>
+      <w:r>
+        <w:rPr>
+          <w:rFonts w:hint="eastAsia"/>
+        </w:rPr>
+        <w:t xml:space="preserve">分支后，GitHub</w:t>
+      </w:r>
+      <w:r>
+        <w:t xml:space="preserve"> Actions </w:t>
+      </w:r>
+      <w:r>
+        <w:rPr>
+          <w:rFonts w:hint="eastAsia"/>
+        </w:rPr>
+        <w:t xml:space="preserve">自动构建两个镜像并推送到</w:t>
+      </w:r>
+      <w:r>
+        <w:t xml:space="preserve"> </w:t>
+      </w:r>
+      <w:r>
+        <w:rPr>
+          <w:rFonts w:hint="eastAsia"/>
+        </w:rPr>
+        <w:t xml:space="preserve">SWR，然后把</w:t>
+      </w:r>
+      <w:r>
+        <w:t xml:space="preserve"> CCE </w:t>
+      </w:r>
+      <w:r>
+        <w:rPr>
+          <w:rFonts w:hint="eastAsia"/>
+        </w:rPr>
+        <w:t xml:space="preserve">中</w:t>
+      </w:r>
+      <w:r>
+        <w:t xml:space="preserve"> backend </w:t>
+      </w:r>
+      <w:r>
+        <w:rPr>
+          <w:rFonts w:hint="eastAsia"/>
+        </w:rPr>
+        <w:t xml:space="preserve">与</w:t>
+      </w:r>
+      <w:r>
+        <w:t xml:space="preserve"> frontend </w:t>
+      </w:r>
+      <w:r>
+        <w:rPr>
+          <w:rFonts w:hint="eastAsia"/>
+        </w:rPr>
+        <w:t xml:space="preserve">的镜像更新为</w:t>
+      </w:r>
+      <w:r>
+        <w:t xml:space="preserve"> </w:t>
+      </w:r>
+      <w:r>
+        <w:rPr>
+          <w:rStyle w:val="VerbatimChar"/>
+        </w:rPr>
+        <w:t xml:space="preserve">24dbcce</w:t>
+      </w:r>
+      <w:r>
+        <w:t xml:space="preserve"> </w:t>
+      </w:r>
+      <w:r>
+        <w:rPr>
+          <w:rFonts w:hint="eastAsia"/>
+        </w:rPr>
+        <w:t xml:space="preserve">标签，Deployment</w:t>
+      </w:r>
+      <w:r>
+        <w:t xml:space="preserve"> </w:t>
+      </w:r>
+      <w:r>
+        <w:rPr>
+          <w:rFonts w:hint="eastAsia"/>
+        </w:rPr>
+        <w:t xml:space="preserve">均完成</w:t>
+      </w:r>
+      <w:r>
+        <w:t xml:space="preserve"> rollout。</w:t>
       </w:r>
     </w:p>
-    <w:bookmarkEnd w:id="71"/>
-    <w:bookmarkStart w:id="75" w:name="前沿专题边缘计算模拟-k3s-mqtt"/>
+    <w:bookmarkEnd w:id="77"/>
+    <w:bookmarkStart w:id="81" w:name="前沿专题边缘计算模拟-k3s-mqtt"/>
     <w:p>
       <w:pPr>
         <w:pStyle w:val="Heading3"/>
@@ -8133,18 +8417,18 @@
           <wp:inline>
             <wp:extent cx="5334000" cy="3363227"/>
             <wp:effectExtent b="0" l="0" r="0" t="0"/>
-            <wp:docPr descr="图17 边缘 MQTT 数据写入 CCE Redis" title="" id="73" name="Picture"/>
+            <wp:docPr descr="图19 边缘 MQTT 数据写入 CCE Redis" title="" id="79" name="Picture"/>
             <a:graphic>
               <a:graphicData uri="http://schemas.openxmlformats.org/drawingml/2006/picture">
                 <pic:pic>
                   <pic:nvPicPr>
-                    <pic:cNvPr descr="report/final-assets/16-edge-mqtt-redis.png" id="74" name="Picture"/>
+                    <pic:cNvPr descr="report/final-assets/16-edge-mqtt-redis.png" id="80" name="Picture"/>
                     <pic:cNvPicPr>
                       <a:picLocks noChangeArrowheads="1" noChangeAspect="1"/>
                     </pic:cNvPicPr>
                   </pic:nvPicPr>
                   <pic:blipFill>
-                    <a:blip r:embed="rId72"/>
+                    <a:blip r:embed="rId78"/>
                     <a:stretch>
                       <a:fillRect/>
                     </a:stretch>
@@ -8179,7 +8463,7 @@
         <w:rPr>
           <w:rFonts w:hint="eastAsia"/>
         </w:rPr>
-        <w:t xml:space="preserve">图17</w:t>
+        <w:t xml:space="preserve">图19</w:t>
       </w:r>
       <w:r>
         <w:t xml:space="preserve"> </w:t>
@@ -8289,9 +8573,9 @@
         <w:t xml:space="preserve">开启用户名密码或证书认证，并在桥接端做去重和限流。</w:t>
       </w:r>
     </w:p>
-    <w:bookmarkEnd w:id="75"/>
-    <w:bookmarkEnd w:id="76"/>
-    <w:bookmarkStart w:id="77" w:name="五主要代码摘要"/>
+    <w:bookmarkEnd w:id="81"/>
+    <w:bookmarkEnd w:id="82"/>
+    <w:bookmarkStart w:id="83" w:name="五主要代码摘要"/>
     <w:p>
       <w:pPr>
         <w:pStyle w:val="Heading2"/>
@@ -11704,6 +11988,39 @@
         <w:rPr>
           <w:rStyle w:val="FunctionTok"/>
         </w:rPr>
+        <w:t xml:space="preserve">FORCE_JAVASCRIPT_ACTIONS_TO_NODE24</w:t>
+      </w:r>
+      <w:r>
+        <w:rPr>
+          <w:rStyle w:val="KeywordTok"/>
+        </w:rPr>
+        <w:t xml:space="preserve">:</w:t>
+      </w:r>
+      <w:r>
+        <w:rPr>
+          <w:rStyle w:val="AttributeTok"/>
+        </w:rPr>
+        <w:t xml:space="preserve"> </w:t>
+      </w:r>
+      <w:r>
+        <w:rPr>
+          <w:rStyle w:val="CharTok"/>
+        </w:rPr>
+        <w:t xml:space="preserve">true</w:t>
+      </w:r>
+      <w:r>
+        <w:br/>
+      </w:r>
+      <w:r>
+        <w:rPr>
+          <w:rStyle w:val="AttributeTok"/>
+        </w:rPr>
+        <w:t xml:space="preserve">  </w:t>
+      </w:r>
+      <w:r>
+        <w:rPr>
+          <w:rStyle w:val="FunctionTok"/>
+        </w:rPr>
         <w:t xml:space="preserve">SWR_REGISTRY</w:t>
       </w:r>
       <w:r>
@@ -17737,8 +18054,8 @@
         <w:t xml:space="preserve">    main()</w:t>
       </w:r>
     </w:p>
-    <w:bookmarkEnd w:id="77"/>
-    <w:bookmarkStart w:id="78" w:name="六总结"/>
+    <w:bookmarkEnd w:id="83"/>
+    <w:bookmarkStart w:id="84" w:name="六总结"/>
     <w:p>
       <w:pPr>
         <w:pStyle w:val="Heading2"/>
@@ -17934,8 +18251,8 @@
         <w:t xml:space="preserve">加分项进一步说明，一个云应用不仅要能部署，还要能观测、能自动交付，并能和边缘侧数据流连接起来。</w:t>
       </w:r>
     </w:p>
-    <w:bookmarkEnd w:id="78"/>
-    <w:bookmarkStart w:id="79" w:name="附录文件清单"/>
+    <w:bookmarkEnd w:id="84"/>
+    <w:bookmarkStart w:id="85" w:name="附录文件清单"/>
     <w:p>
       <w:pPr>
         <w:pStyle w:val="Heading2"/>
@@ -18226,8 +18543,8 @@
         <w:t xml:space="preserve">report/final-assets/</w:t>
       </w:r>
     </w:p>
-    <w:bookmarkEnd w:id="79"/>
-    <w:bookmarkEnd w:id="80"/>
+    <w:bookmarkEnd w:id="85"/>
+    <w:bookmarkEnd w:id="86"/>
     <w:sectPr>
       <w:footnotePr>
         <w:numRestart w:val="eachSect"/>
